--- a/!reports/KT7_report.docx
+++ b/!reports/KT7_report.docx
@@ -35,27 +35,9 @@
           <w:numId w:val="1"/>
         </w:numPr>
       </w:pPr>
-      <w:proofErr w:type="spellStart"/>
-      <w:r>
-        <w:t>Введение</w:t>
-      </w:r>
-      <w:proofErr w:type="spellEnd"/>
-      <w:r>
-        <w:t xml:space="preserve"> и </w:t>
-      </w:r>
-      <w:proofErr w:type="spellStart"/>
-      <w:r>
-        <w:t>цели</w:t>
-      </w:r>
-      <w:proofErr w:type="spellEnd"/>
-      <w:r>
-        <w:t xml:space="preserve"> </w:t>
-      </w:r>
-      <w:proofErr w:type="spellStart"/>
-      <w:r>
-        <w:t>проекта</w:t>
-      </w:r>
-      <w:proofErr w:type="spellEnd"/>
+      <w:r>
+        <w:t>Введение и цели проекта</w:t>
+      </w:r>
     </w:p>
     <w:p>
       <w:pPr>
@@ -175,119 +157,107 @@
           <w:numId w:val="2"/>
         </w:numPr>
       </w:pPr>
-      <w:proofErr w:type="spellStart"/>
-      <w:r>
-        <w:t>Технологический</w:t>
-      </w:r>
-      <w:proofErr w:type="spellEnd"/>
-      <w:r>
+      <w:r>
+        <w:t>Технологический стек</w:t>
+      </w:r>
+    </w:p>
+    <w:p>
+      <w:pPr>
+        <w:rPr>
+          <w:lang w:val="ru-RU"/>
+        </w:rPr>
+      </w:pPr>
+      <w:r>
+        <w:rPr>
+          <w:lang w:val="ru-RU"/>
+        </w:rPr>
+        <w:t xml:space="preserve">Серверная часть: язык программирования </w:t>
+      </w:r>
+      <w:r>
+        <w:t>PHP</w:t>
+      </w:r>
+      <w:r>
+        <w:rPr>
+          <w:lang w:val="ru-RU"/>
+        </w:rPr>
+        <w:t xml:space="preserve"> 8, технология </w:t>
+      </w:r>
+      <w:r>
+        <w:t>PDO</w:t>
+      </w:r>
+      <w:r>
+        <w:rPr>
+          <w:lang w:val="ru-RU"/>
+        </w:rPr>
+        <w:t xml:space="preserve"> для безопасной работы с базами данных.</w:t>
+      </w:r>
+    </w:p>
+    <w:p>
+      <w:pPr>
+        <w:rPr>
+          <w:lang w:val="ru-RU"/>
+        </w:rPr>
+      </w:pPr>
+      <w:r>
+        <w:rPr>
+          <w:lang w:val="ru-RU"/>
+        </w:rPr>
+        <w:t xml:space="preserve">Клиентская часть: </w:t>
+      </w:r>
+      <w:r>
+        <w:t>HTML</w:t>
+      </w:r>
+      <w:r>
+        <w:rPr>
+          <w:lang w:val="ru-RU"/>
+        </w:rPr>
+        <w:t xml:space="preserve">5, </w:t>
+      </w:r>
+      <w:r>
+        <w:t>CSS</w:t>
+      </w:r>
+      <w:r>
+        <w:rPr>
+          <w:lang w:val="ru-RU"/>
+        </w:rPr>
+        <w:t xml:space="preserve">3 (использован современный стиль </w:t>
+      </w:r>
+      <w:r>
+        <w:t>Glassmorphism</w:t>
+      </w:r>
+      <w:r>
+        <w:rPr>
+          <w:lang w:val="ru-RU"/>
+        </w:rPr>
+        <w:t xml:space="preserve">), </w:t>
+      </w:r>
+      <w:r>
+        <w:t>JavaScript</w:t>
+      </w:r>
+      <w:r>
+        <w:rPr>
+          <w:lang w:val="ru-RU"/>
+        </w:rPr>
+        <w:t xml:space="preserve"> (</w:t>
+      </w:r>
+      <w:r>
+        <w:t>ES</w:t>
+      </w:r>
+      <w:r>
+        <w:rPr>
+          <w:lang w:val="ru-RU"/>
+        </w:rPr>
+        <w:t xml:space="preserve">6+), </w:t>
+      </w:r>
+      <w:r>
+        <w:t>Fetch</w:t>
+      </w:r>
+      <w:r>
+        <w:rPr>
+          <w:lang w:val="ru-RU"/>
+        </w:rPr>
         <w:t xml:space="preserve"> </w:t>
       </w:r>
-      <w:proofErr w:type="spellStart"/>
-      <w:r>
-        <w:t>стек</w:t>
-      </w:r>
-      <w:proofErr w:type="spellEnd"/>
-    </w:p>
-    <w:p>
-      <w:pPr>
-        <w:rPr>
-          <w:lang w:val="ru-RU"/>
-        </w:rPr>
-      </w:pPr>
-      <w:r>
-        <w:rPr>
-          <w:lang w:val="ru-RU"/>
-        </w:rPr>
-        <w:t xml:space="preserve">Серверная часть: язык программирования </w:t>
-      </w:r>
-      <w:r>
-        <w:t>PHP</w:t>
-      </w:r>
-      <w:r>
-        <w:rPr>
-          <w:lang w:val="ru-RU"/>
-        </w:rPr>
-        <w:t xml:space="preserve"> 8, технология </w:t>
-      </w:r>
-      <w:r>
-        <w:t>PDO</w:t>
-      </w:r>
-      <w:r>
-        <w:rPr>
-          <w:lang w:val="ru-RU"/>
-        </w:rPr>
-        <w:t xml:space="preserve"> для безопасной работы с базами данных.</w:t>
-      </w:r>
-    </w:p>
-    <w:p>
-      <w:pPr>
-        <w:rPr>
-          <w:lang w:val="ru-RU"/>
-        </w:rPr>
-      </w:pPr>
-      <w:r>
-        <w:rPr>
-          <w:lang w:val="ru-RU"/>
-        </w:rPr>
-        <w:t xml:space="preserve">Клиентская часть: </w:t>
-      </w:r>
-      <w:r>
-        <w:t>HTML</w:t>
-      </w:r>
-      <w:r>
-        <w:rPr>
-          <w:lang w:val="ru-RU"/>
-        </w:rPr>
-        <w:t xml:space="preserve">5, </w:t>
-      </w:r>
-      <w:r>
-        <w:t>CSS</w:t>
-      </w:r>
-      <w:r>
-        <w:rPr>
-          <w:lang w:val="ru-RU"/>
-        </w:rPr>
-        <w:t xml:space="preserve">3 (использован современный стиль </w:t>
-      </w:r>
-      <w:proofErr w:type="spellStart"/>
-      <w:r>
-        <w:t>Glassmorphism</w:t>
-      </w:r>
-      <w:proofErr w:type="spellEnd"/>
-      <w:r>
-        <w:rPr>
-          <w:lang w:val="ru-RU"/>
-        </w:rPr>
-        <w:t xml:space="preserve">), </w:t>
-      </w:r>
-      <w:r>
-        <w:t>JavaScript</w:t>
-      </w:r>
-      <w:r>
-        <w:rPr>
-          <w:lang w:val="ru-RU"/>
-        </w:rPr>
-        <w:t xml:space="preserve"> (</w:t>
-      </w:r>
-      <w:r>
-        <w:t>ES</w:t>
-      </w:r>
-      <w:r>
-        <w:rPr>
-          <w:lang w:val="ru-RU"/>
-        </w:rPr>
-        <w:t xml:space="preserve">6+), </w:t>
-      </w:r>
-      <w:r>
-        <w:t>Fetch</w:t>
-      </w:r>
-      <w:r>
-        <w:rPr>
-          <w:lang w:val="ru-RU"/>
-        </w:rPr>
-        <w:t xml:space="preserve"> </w:t>
-      </w:r>
       <w:r>
         <w:t>API</w:t>
       </w:r>
@@ -350,11 +320,9 @@
         </w:rPr>
         <w:t xml:space="preserve">Дополнительные инструменты: библиотека </w:t>
       </w:r>
-      <w:proofErr w:type="spellStart"/>
       <w:r>
         <w:t>MathJax</w:t>
       </w:r>
-      <w:proofErr w:type="spellEnd"/>
       <w:r>
         <w:rPr>
           <w:lang w:val="ru-RU"/>
@@ -396,36 +364,10 @@
           <w:numId w:val="2"/>
         </w:numPr>
       </w:pPr>
-      <w:proofErr w:type="spellStart"/>
       <w:r>
         <w:lastRenderedPageBreak/>
-        <w:t>Архитектура</w:t>
-      </w:r>
-      <w:proofErr w:type="spellEnd"/>
-      <w:r>
-        <w:t xml:space="preserve"> и </w:t>
-      </w:r>
-      <w:proofErr w:type="spellStart"/>
-      <w:r>
-        <w:t>структура</w:t>
-      </w:r>
-      <w:proofErr w:type="spellEnd"/>
-      <w:r>
-        <w:t xml:space="preserve"> </w:t>
-      </w:r>
-      <w:proofErr w:type="spellStart"/>
-      <w:r>
-        <w:t>базы</w:t>
-      </w:r>
-      <w:proofErr w:type="spellEnd"/>
-      <w:r>
-        <w:t xml:space="preserve"> </w:t>
-      </w:r>
-      <w:proofErr w:type="spellStart"/>
-      <w:r>
-        <w:t>данных</w:t>
-      </w:r>
-      <w:proofErr w:type="spellEnd"/>
+        <w:t>Архитектура и структура базы данных</w:t>
+      </w:r>
     </w:p>
     <w:p>
       <w:pPr>
@@ -629,19 +571,9 @@
           <w:numId w:val="2"/>
         </w:numPr>
       </w:pPr>
-      <w:proofErr w:type="spellStart"/>
-      <w:r>
-        <w:t>Реализованный</w:t>
-      </w:r>
-      <w:proofErr w:type="spellEnd"/>
-      <w:r>
-        <w:t xml:space="preserve"> </w:t>
-      </w:r>
-      <w:proofErr w:type="spellStart"/>
-      <w:r>
-        <w:t>функционал</w:t>
-      </w:r>
-      <w:proofErr w:type="spellEnd"/>
+      <w:r>
+        <w:t>Реализованный функционал</w:t>
+      </w:r>
     </w:p>
     <w:p>
       <w:pPr>
@@ -711,19 +643,9 @@
           <w:numId w:val="2"/>
         </w:numPr>
       </w:pPr>
-      <w:proofErr w:type="spellStart"/>
-      <w:r>
-        <w:t>Безопасность</w:t>
-      </w:r>
-      <w:proofErr w:type="spellEnd"/>
-      <w:r>
-        <w:t xml:space="preserve"> и </w:t>
-      </w:r>
-      <w:proofErr w:type="spellStart"/>
-      <w:r>
-        <w:t>тестирование</w:t>
-      </w:r>
-      <w:proofErr w:type="spellEnd"/>
+      <w:r>
+        <w:t>Безопасность и тестирование</w:t>
+      </w:r>
     </w:p>
     <w:p>
       <w:pPr>
@@ -739,29 +661,16 @@
       </w:r>
     </w:p>
     <w:p>
-      <w:proofErr w:type="spellStart"/>
-      <w:r>
-        <w:t>Обеспечена</w:t>
-      </w:r>
-      <w:proofErr w:type="spellEnd"/>
-      <w:r>
-        <w:t xml:space="preserve"> </w:t>
-      </w:r>
-      <w:proofErr w:type="spellStart"/>
-      <w:r>
-        <w:t>безопасность</w:t>
-      </w:r>
-      <w:proofErr w:type="spellEnd"/>
-      <w:r>
-        <w:t xml:space="preserve"> </w:t>
-      </w:r>
-      <w:proofErr w:type="spellStart"/>
-      <w:r>
-        <w:t>системы</w:t>
-      </w:r>
-      <w:proofErr w:type="spellEnd"/>
-      <w:r>
-        <w:t>:</w:t>
+      <w:pPr>
+        <w:rPr>
+          <w:lang w:val="ru-RU"/>
+        </w:rPr>
+      </w:pPr>
+      <w:r>
+        <w:rPr>
+          <w:lang w:val="ru-RU"/>
+        </w:rPr>
+        <w:t>Обеспечена безопасность системы:</w:t>
       </w:r>
     </w:p>
     <w:p>
@@ -799,11 +708,9 @@
         </w:rPr>
         <w:t>Внедрена серверная валидация: система защищена от подмены констант в пользовательских задачах через инструменты разработчика браузера (</w:t>
       </w:r>
-      <w:proofErr w:type="spellStart"/>
       <w:r>
         <w:t>DevTools</w:t>
       </w:r>
-      <w:proofErr w:type="spellEnd"/>
       <w:r>
         <w:rPr>
           <w:lang w:val="ru-RU"/>
@@ -853,54 +760,1098 @@
           <w:numId w:val="2"/>
         </w:numPr>
       </w:pPr>
-      <w:proofErr w:type="spellStart"/>
       <w:r>
         <w:t>Заключение</w:t>
       </w:r>
-      <w:proofErr w:type="spellEnd"/>
-    </w:p>
-    <w:p>
+    </w:p>
+    <w:p>
+      <w:pPr>
+        <w:rPr>
+          <w:lang w:val="ru-RU"/>
+        </w:rPr>
+      </w:pPr>
       <w:r>
         <w:rPr>
           <w:lang w:val="ru-RU"/>
         </w:rPr>
         <w:t xml:space="preserve">В ходе выполнения курсового проекта все требования технического задания были выполнены в полном объеме. Разработано стабильное, безопасное и функциональное веб-приложение. Архитектура проекта позволяет легко масштабировать систему, добавляя новые разделы физики и формулы исключительно средствами панели администратора без вмешательства в исходный код ядра. </w:t>
       </w:r>
-      <w:proofErr w:type="spellStart"/>
-      <w:r>
-        <w:t>Проект</w:t>
-      </w:r>
-      <w:proofErr w:type="spellEnd"/>
-      <w:r>
-        <w:t xml:space="preserve"> </w:t>
-      </w:r>
-      <w:proofErr w:type="spellStart"/>
-      <w:r>
-        <w:t>готов</w:t>
-      </w:r>
-      <w:proofErr w:type="spellEnd"/>
-      <w:r>
-        <w:t xml:space="preserve"> к </w:t>
-      </w:r>
-      <w:proofErr w:type="spellStart"/>
-      <w:r>
-        <w:t>внедрению</w:t>
-      </w:r>
-      <w:proofErr w:type="spellEnd"/>
-      <w:r>
-        <w:t xml:space="preserve"> и </w:t>
-      </w:r>
-      <w:proofErr w:type="spellStart"/>
-      <w:r>
-        <w:t>эксплуатации</w:t>
-      </w:r>
-      <w:proofErr w:type="spellEnd"/>
-      <w:r>
-        <w:t>.</w:t>
-      </w:r>
-    </w:p>
-    <w:p/>
-    <w:p/>
+      <w:r>
+        <w:t>Проект готов к внедрению и эксплуатации.</w:t>
+      </w:r>
+    </w:p>
+    <w:p>
+      <w:pPr>
+        <w:rPr>
+          <w:lang w:val="ru-RU"/>
+        </w:rPr>
+      </w:pPr>
+      <w:r>
+        <w:rPr>
+          <w:lang w:val="ru-RU"/>
+        </w:rPr>
+        <w:t>Результат работы: (интерфейс до адаптации под мобильные устройства)</w:t>
+      </w:r>
+    </w:p>
+    <w:p>
+      <w:pPr>
+        <w:rPr>
+          <w:lang w:val="ru-RU"/>
+        </w:rPr>
+      </w:pPr>
+      <w:r>
+        <w:rPr>
+          <w:noProof/>
+        </w:rPr>
+        <w:drawing>
+          <wp:inline distT="0" distB="0" distL="0" distR="0" wp14:anchorId="00C55872" wp14:editId="1FAFF50D">
+            <wp:extent cx="1745408" cy="3781425"/>
+            <wp:effectExtent l="0" t="0" r="7620" b="0"/>
+            <wp:docPr id="1" name="Picture 1"/>
+            <wp:cNvGraphicFramePr>
+              <a:graphicFrameLocks xmlns:a="http://schemas.openxmlformats.org/drawingml/2006/main" noChangeAspect="1"/>
+            </wp:cNvGraphicFramePr>
+            <a:graphic xmlns:a="http://schemas.openxmlformats.org/drawingml/2006/main">
+              <a:graphicData uri="http://schemas.openxmlformats.org/drawingml/2006/picture">
+                <pic:pic xmlns:pic="http://schemas.openxmlformats.org/drawingml/2006/picture">
+                  <pic:nvPicPr>
+                    <pic:cNvPr id="0" name="Picture 1"/>
+                    <pic:cNvPicPr>
+                      <a:picLocks noChangeAspect="1" noChangeArrowheads="1"/>
+                    </pic:cNvPicPr>
+                  </pic:nvPicPr>
+                  <pic:blipFill>
+                    <a:blip r:embed="rId5" cstate="print">
+                      <a:extLst>
+                        <a:ext uri="{28A0092B-C50C-407E-A947-70E740481C1C}">
+                          <a14:useLocalDpi xmlns:a14="http://schemas.microsoft.com/office/drawing/2010/main" val="0"/>
+                        </a:ext>
+                      </a:extLst>
+                    </a:blip>
+                    <a:srcRect/>
+                    <a:stretch>
+                      <a:fillRect/>
+                    </a:stretch>
+                  </pic:blipFill>
+                  <pic:spPr bwMode="auto">
+                    <a:xfrm>
+                      <a:off x="0" y="0"/>
+                      <a:ext cx="1754420" cy="3800950"/>
+                    </a:xfrm>
+                    <a:prstGeom prst="rect">
+                      <a:avLst/>
+                    </a:prstGeom>
+                    <a:noFill/>
+                    <a:ln>
+                      <a:noFill/>
+                    </a:ln>
+                  </pic:spPr>
+                </pic:pic>
+              </a:graphicData>
+            </a:graphic>
+          </wp:inline>
+        </w:drawing>
+      </w:r>
+      <w:r>
+        <w:rPr>
+          <w:noProof/>
+        </w:rPr>
+        <w:drawing>
+          <wp:inline distT="0" distB="0" distL="0" distR="0" wp14:anchorId="22648B3A" wp14:editId="4FA30729">
+            <wp:extent cx="1740720" cy="3771900"/>
+            <wp:effectExtent l="0" t="0" r="0" b="0"/>
+            <wp:docPr id="2" name="Picture 2"/>
+            <wp:cNvGraphicFramePr>
+              <a:graphicFrameLocks xmlns:a="http://schemas.openxmlformats.org/drawingml/2006/main" noChangeAspect="1"/>
+            </wp:cNvGraphicFramePr>
+            <a:graphic xmlns:a="http://schemas.openxmlformats.org/drawingml/2006/main">
+              <a:graphicData uri="http://schemas.openxmlformats.org/drawingml/2006/picture">
+                <pic:pic xmlns:pic="http://schemas.openxmlformats.org/drawingml/2006/picture">
+                  <pic:nvPicPr>
+                    <pic:cNvPr id="1" name=""/>
+                    <pic:cNvPicPr/>
+                  </pic:nvPicPr>
+                  <pic:blipFill>
+                    <a:blip r:embed="rId6"/>
+                    <a:stretch>
+                      <a:fillRect/>
+                    </a:stretch>
+                  </pic:blipFill>
+                  <pic:spPr>
+                    <a:xfrm>
+                      <a:off x="0" y="0"/>
+                      <a:ext cx="1758093" cy="3809545"/>
+                    </a:xfrm>
+                    <a:prstGeom prst="rect">
+                      <a:avLst/>
+                    </a:prstGeom>
+                  </pic:spPr>
+                </pic:pic>
+              </a:graphicData>
+            </a:graphic>
+          </wp:inline>
+        </w:drawing>
+      </w:r>
+    </w:p>
+    <w:p>
+      <w:pPr>
+        <w:rPr>
+          <w:lang w:val="ru-RU"/>
+        </w:rPr>
+      </w:pPr>
+      <w:r>
+        <w:rPr>
+          <w:lang w:val="ru-RU"/>
+        </w:rPr>
+        <w:lastRenderedPageBreak/>
+        <w:t>Интерфейс после адаптации</w:t>
+      </w:r>
+      <w:r>
+        <w:rPr>
+          <w:lang w:val="ru-RU"/>
+        </w:rPr>
+        <w:t xml:space="preserve"> (так же были изменены основные цвета)</w:t>
+      </w:r>
+      <w:r>
+        <w:rPr>
+          <w:lang w:val="ru-RU"/>
+        </w:rPr>
+        <w:t>:</w:t>
+      </w:r>
+    </w:p>
+    <w:p>
+      <w:pPr>
+        <w:rPr>
+          <w:lang w:val="ru-RU"/>
+        </w:rPr>
+      </w:pPr>
+      <w:r>
+        <w:rPr>
+          <w:noProof/>
+        </w:rPr>
+        <w:drawing>
+          <wp:inline distT="0" distB="0" distL="0" distR="0" wp14:anchorId="5C51B7D4" wp14:editId="48C5A897">
+            <wp:extent cx="1820148" cy="3943350"/>
+            <wp:effectExtent l="0" t="0" r="8890" b="0"/>
+            <wp:docPr id="4" name="Picture 4"/>
+            <wp:cNvGraphicFramePr>
+              <a:graphicFrameLocks xmlns:a="http://schemas.openxmlformats.org/drawingml/2006/main" noChangeAspect="1"/>
+            </wp:cNvGraphicFramePr>
+            <a:graphic xmlns:a="http://schemas.openxmlformats.org/drawingml/2006/main">
+              <a:graphicData uri="http://schemas.openxmlformats.org/drawingml/2006/picture">
+                <pic:pic xmlns:pic="http://schemas.openxmlformats.org/drawingml/2006/picture">
+                  <pic:nvPicPr>
+                    <pic:cNvPr id="0" name="Picture 4"/>
+                    <pic:cNvPicPr>
+                      <a:picLocks noChangeAspect="1" noChangeArrowheads="1"/>
+                    </pic:cNvPicPr>
+                  </pic:nvPicPr>
+                  <pic:blipFill>
+                    <a:blip r:embed="rId7" cstate="print">
+                      <a:extLst>
+                        <a:ext uri="{28A0092B-C50C-407E-A947-70E740481C1C}">
+                          <a14:useLocalDpi xmlns:a14="http://schemas.microsoft.com/office/drawing/2010/main" val="0"/>
+                        </a:ext>
+                      </a:extLst>
+                    </a:blip>
+                    <a:srcRect/>
+                    <a:stretch>
+                      <a:fillRect/>
+                    </a:stretch>
+                  </pic:blipFill>
+                  <pic:spPr bwMode="auto">
+                    <a:xfrm>
+                      <a:off x="0" y="0"/>
+                      <a:ext cx="1835686" cy="3977013"/>
+                    </a:xfrm>
+                    <a:prstGeom prst="rect">
+                      <a:avLst/>
+                    </a:prstGeom>
+                    <a:noFill/>
+                    <a:ln>
+                      <a:noFill/>
+                    </a:ln>
+                  </pic:spPr>
+                </pic:pic>
+              </a:graphicData>
+            </a:graphic>
+          </wp:inline>
+        </w:drawing>
+      </w:r>
+      <w:r>
+        <w:rPr>
+          <w:noProof/>
+        </w:rPr>
+        <w:drawing>
+          <wp:inline distT="0" distB="0" distL="0" distR="0" wp14:anchorId="47818596" wp14:editId="57E35F23">
+            <wp:extent cx="1806958" cy="3914775"/>
+            <wp:effectExtent l="0" t="0" r="3175" b="0"/>
+            <wp:docPr id="5" name="Picture 5"/>
+            <wp:cNvGraphicFramePr>
+              <a:graphicFrameLocks xmlns:a="http://schemas.openxmlformats.org/drawingml/2006/main" noChangeAspect="1"/>
+            </wp:cNvGraphicFramePr>
+            <a:graphic xmlns:a="http://schemas.openxmlformats.org/drawingml/2006/main">
+              <a:graphicData uri="http://schemas.openxmlformats.org/drawingml/2006/picture">
+                <pic:pic xmlns:pic="http://schemas.openxmlformats.org/drawingml/2006/picture">
+                  <pic:nvPicPr>
+                    <pic:cNvPr id="0" name="Picture 5"/>
+                    <pic:cNvPicPr>
+                      <a:picLocks noChangeAspect="1" noChangeArrowheads="1"/>
+                    </pic:cNvPicPr>
+                  </pic:nvPicPr>
+                  <pic:blipFill>
+                    <a:blip r:embed="rId8" cstate="print">
+                      <a:extLst>
+                        <a:ext uri="{28A0092B-C50C-407E-A947-70E740481C1C}">
+                          <a14:useLocalDpi xmlns:a14="http://schemas.microsoft.com/office/drawing/2010/main" val="0"/>
+                        </a:ext>
+                      </a:extLst>
+                    </a:blip>
+                    <a:srcRect/>
+                    <a:stretch>
+                      <a:fillRect/>
+                    </a:stretch>
+                  </pic:blipFill>
+                  <pic:spPr bwMode="auto">
+                    <a:xfrm>
+                      <a:off x="0" y="0"/>
+                      <a:ext cx="1827862" cy="3960064"/>
+                    </a:xfrm>
+                    <a:prstGeom prst="rect">
+                      <a:avLst/>
+                    </a:prstGeom>
+                    <a:noFill/>
+                    <a:ln>
+                      <a:noFill/>
+                    </a:ln>
+                  </pic:spPr>
+                </pic:pic>
+              </a:graphicData>
+            </a:graphic>
+          </wp:inline>
+        </w:drawing>
+      </w:r>
+      <w:r>
+        <w:rPr>
+          <w:noProof/>
+        </w:rPr>
+        <w:drawing>
+          <wp:inline distT="0" distB="0" distL="0" distR="0" wp14:anchorId="121A0324" wp14:editId="5B3A5C16">
+            <wp:extent cx="1816918" cy="3933626"/>
+            <wp:effectExtent l="0" t="0" r="0" b="0"/>
+            <wp:docPr id="8" name="Picture 8"/>
+            <wp:cNvGraphicFramePr>
+              <a:graphicFrameLocks xmlns:a="http://schemas.openxmlformats.org/drawingml/2006/main" noChangeAspect="1"/>
+            </wp:cNvGraphicFramePr>
+            <a:graphic xmlns:a="http://schemas.openxmlformats.org/drawingml/2006/main">
+              <a:graphicData uri="http://schemas.openxmlformats.org/drawingml/2006/picture">
+                <pic:pic xmlns:pic="http://schemas.openxmlformats.org/drawingml/2006/picture">
+                  <pic:nvPicPr>
+                    <pic:cNvPr id="1" name=""/>
+                    <pic:cNvPicPr/>
+                  </pic:nvPicPr>
+                  <pic:blipFill>
+                    <a:blip r:embed="rId9"/>
+                    <a:stretch>
+                      <a:fillRect/>
+                    </a:stretch>
+                  </pic:blipFill>
+                  <pic:spPr>
+                    <a:xfrm>
+                      <a:off x="0" y="0"/>
+                      <a:ext cx="1843062" cy="3990228"/>
+                    </a:xfrm>
+                    <a:prstGeom prst="rect">
+                      <a:avLst/>
+                    </a:prstGeom>
+                  </pic:spPr>
+                </pic:pic>
+              </a:graphicData>
+            </a:graphic>
+          </wp:inline>
+        </w:drawing>
+      </w:r>
+    </w:p>
+    <w:p>
+      <w:pPr>
+        <w:rPr>
+          <w:lang w:val="ru-RU"/>
+        </w:rPr>
+      </w:pPr>
+      <w:r>
+        <w:rPr>
+          <w:noProof/>
+        </w:rPr>
+        <w:drawing>
+          <wp:inline distT="0" distB="0" distL="0" distR="0" wp14:anchorId="0DF52DE6" wp14:editId="158985EC">
+            <wp:extent cx="1644288" cy="3562350"/>
+            <wp:effectExtent l="0" t="0" r="0" b="0"/>
+            <wp:docPr id="7" name="Picture 7"/>
+            <wp:cNvGraphicFramePr>
+              <a:graphicFrameLocks xmlns:a="http://schemas.openxmlformats.org/drawingml/2006/main" noChangeAspect="1"/>
+            </wp:cNvGraphicFramePr>
+            <a:graphic xmlns:a="http://schemas.openxmlformats.org/drawingml/2006/main">
+              <a:graphicData uri="http://schemas.openxmlformats.org/drawingml/2006/picture">
+                <pic:pic xmlns:pic="http://schemas.openxmlformats.org/drawingml/2006/picture">
+                  <pic:nvPicPr>
+                    <pic:cNvPr id="0" name="Picture 7"/>
+                    <pic:cNvPicPr>
+                      <a:picLocks noChangeAspect="1" noChangeArrowheads="1"/>
+                    </pic:cNvPicPr>
+                  </pic:nvPicPr>
+                  <pic:blipFill>
+                    <a:blip r:embed="rId10" cstate="print">
+                      <a:extLst>
+                        <a:ext uri="{28A0092B-C50C-407E-A947-70E740481C1C}">
+                          <a14:useLocalDpi xmlns:a14="http://schemas.microsoft.com/office/drawing/2010/main" val="0"/>
+                        </a:ext>
+                      </a:extLst>
+                    </a:blip>
+                    <a:srcRect/>
+                    <a:stretch>
+                      <a:fillRect/>
+                    </a:stretch>
+                  </pic:blipFill>
+                  <pic:spPr bwMode="auto">
+                    <a:xfrm>
+                      <a:off x="0" y="0"/>
+                      <a:ext cx="1653565" cy="3582448"/>
+                    </a:xfrm>
+                    <a:prstGeom prst="rect">
+                      <a:avLst/>
+                    </a:prstGeom>
+                    <a:noFill/>
+                    <a:ln>
+                      <a:noFill/>
+                    </a:ln>
+                  </pic:spPr>
+                </pic:pic>
+              </a:graphicData>
+            </a:graphic>
+          </wp:inline>
+        </w:drawing>
+      </w:r>
+    </w:p>
+    <w:p>
+      <w:pPr>
+        <w:rPr>
+          <w:lang w:val="ru-RU"/>
+        </w:rPr>
+      </w:pPr>
+      <w:r>
+        <w:rPr>
+          <w:noProof/>
+        </w:rPr>
+        <w:lastRenderedPageBreak/>
+        <w:drawing>
+          <wp:inline distT="0" distB="0" distL="0" distR="0" wp14:anchorId="5C669B32" wp14:editId="675CB157">
+            <wp:extent cx="2232025" cy="8229600"/>
+            <wp:effectExtent l="0" t="0" r="0" b="0"/>
+            <wp:docPr id="3" name="Picture 3"/>
+            <wp:cNvGraphicFramePr>
+              <a:graphicFrameLocks xmlns:a="http://schemas.openxmlformats.org/drawingml/2006/main" noChangeAspect="1"/>
+            </wp:cNvGraphicFramePr>
+            <a:graphic xmlns:a="http://schemas.openxmlformats.org/drawingml/2006/main">
+              <a:graphicData uri="http://schemas.openxmlformats.org/drawingml/2006/picture">
+                <pic:pic xmlns:pic="http://schemas.openxmlformats.org/drawingml/2006/picture">
+                  <pic:nvPicPr>
+                    <pic:cNvPr id="0" name="Picture 3"/>
+                    <pic:cNvPicPr>
+                      <a:picLocks noChangeAspect="1" noChangeArrowheads="1"/>
+                    </pic:cNvPicPr>
+                  </pic:nvPicPr>
+                  <pic:blipFill>
+                    <a:blip r:embed="rId11" cstate="print">
+                      <a:extLst>
+                        <a:ext uri="{28A0092B-C50C-407E-A947-70E740481C1C}">
+                          <a14:useLocalDpi xmlns:a14="http://schemas.microsoft.com/office/drawing/2010/main" val="0"/>
+                        </a:ext>
+                      </a:extLst>
+                    </a:blip>
+                    <a:srcRect/>
+                    <a:stretch>
+                      <a:fillRect/>
+                    </a:stretch>
+                  </pic:blipFill>
+                  <pic:spPr bwMode="auto">
+                    <a:xfrm>
+                      <a:off x="0" y="0"/>
+                      <a:ext cx="2232025" cy="8229600"/>
+                    </a:xfrm>
+                    <a:prstGeom prst="rect">
+                      <a:avLst/>
+                    </a:prstGeom>
+                    <a:noFill/>
+                    <a:ln>
+                      <a:noFill/>
+                    </a:ln>
+                  </pic:spPr>
+                </pic:pic>
+              </a:graphicData>
+            </a:graphic>
+          </wp:inline>
+        </w:drawing>
+      </w:r>
+    </w:p>
+    <w:p>
+      <w:pPr>
+        <w:rPr>
+          <w:lang w:val="ru-RU"/>
+        </w:rPr>
+      </w:pPr>
+      <w:r>
+        <w:rPr>
+          <w:lang w:val="ru-RU"/>
+        </w:rPr>
+        <w:lastRenderedPageBreak/>
+        <w:t>На дексктопе:</w:t>
+      </w:r>
+    </w:p>
+    <w:p>
+      <w:pPr>
+        <w:rPr>
+          <w:lang w:val="ru-RU"/>
+        </w:rPr>
+      </w:pPr>
+      <w:r>
+        <w:rPr>
+          <w:lang w:val="ru-RU"/>
+        </w:rPr>
+        <w:drawing>
+          <wp:inline distT="0" distB="0" distL="0" distR="0" wp14:anchorId="6D5AE63C" wp14:editId="533F7332">
+            <wp:extent cx="5372100" cy="3047060"/>
+            <wp:effectExtent l="0" t="0" r="0" b="1270"/>
+            <wp:docPr id="9" name="Picture 9"/>
+            <wp:cNvGraphicFramePr>
+              <a:graphicFrameLocks xmlns:a="http://schemas.openxmlformats.org/drawingml/2006/main" noChangeAspect="1"/>
+            </wp:cNvGraphicFramePr>
+            <a:graphic xmlns:a="http://schemas.openxmlformats.org/drawingml/2006/main">
+              <a:graphicData uri="http://schemas.openxmlformats.org/drawingml/2006/picture">
+                <pic:pic xmlns:pic="http://schemas.openxmlformats.org/drawingml/2006/picture">
+                  <pic:nvPicPr>
+                    <pic:cNvPr id="1" name=""/>
+                    <pic:cNvPicPr/>
+                  </pic:nvPicPr>
+                  <pic:blipFill>
+                    <a:blip r:embed="rId12"/>
+                    <a:stretch>
+                      <a:fillRect/>
+                    </a:stretch>
+                  </pic:blipFill>
+                  <pic:spPr>
+                    <a:xfrm>
+                      <a:off x="0" y="0"/>
+                      <a:ext cx="5381962" cy="3052654"/>
+                    </a:xfrm>
+                    <a:prstGeom prst="rect">
+                      <a:avLst/>
+                    </a:prstGeom>
+                  </pic:spPr>
+                </pic:pic>
+              </a:graphicData>
+            </a:graphic>
+          </wp:inline>
+        </w:drawing>
+      </w:r>
+    </w:p>
+    <w:p>
+      <w:pPr>
+        <w:rPr>
+          <w:lang w:val="ru-RU"/>
+        </w:rPr>
+      </w:pPr>
+      <w:r>
+        <w:rPr>
+          <w:lang w:val="ru-RU"/>
+        </w:rPr>
+        <w:drawing>
+          <wp:inline distT="0" distB="0" distL="0" distR="0" wp14:anchorId="73B09B7C" wp14:editId="5949DB42">
+            <wp:extent cx="5324475" cy="3004119"/>
+            <wp:effectExtent l="0" t="0" r="0" b="6350"/>
+            <wp:docPr id="10" name="Picture 10"/>
+            <wp:cNvGraphicFramePr>
+              <a:graphicFrameLocks xmlns:a="http://schemas.openxmlformats.org/drawingml/2006/main" noChangeAspect="1"/>
+            </wp:cNvGraphicFramePr>
+            <a:graphic xmlns:a="http://schemas.openxmlformats.org/drawingml/2006/main">
+              <a:graphicData uri="http://schemas.openxmlformats.org/drawingml/2006/picture">
+                <pic:pic xmlns:pic="http://schemas.openxmlformats.org/drawingml/2006/picture">
+                  <pic:nvPicPr>
+                    <pic:cNvPr id="1" name=""/>
+                    <pic:cNvPicPr/>
+                  </pic:nvPicPr>
+                  <pic:blipFill>
+                    <a:blip r:embed="rId13"/>
+                    <a:stretch>
+                      <a:fillRect/>
+                    </a:stretch>
+                  </pic:blipFill>
+                  <pic:spPr>
+                    <a:xfrm>
+                      <a:off x="0" y="0"/>
+                      <a:ext cx="5334140" cy="3009572"/>
+                    </a:xfrm>
+                    <a:prstGeom prst="rect">
+                      <a:avLst/>
+                    </a:prstGeom>
+                  </pic:spPr>
+                </pic:pic>
+              </a:graphicData>
+            </a:graphic>
+          </wp:inline>
+        </w:drawing>
+      </w:r>
+    </w:p>
+    <w:p>
+      <w:pPr>
+        <w:rPr>
+          <w:lang w:val="ru-RU"/>
+        </w:rPr>
+      </w:pPr>
+    </w:p>
+    <w:p>
+      <w:pPr>
+        <w:rPr>
+          <w:lang w:val="ru-RU"/>
+        </w:rPr>
+      </w:pPr>
+    </w:p>
+    <w:p>
+      <w:pPr>
+        <w:rPr>
+          <w:lang w:val="ru-RU"/>
+        </w:rPr>
+      </w:pPr>
+    </w:p>
+    <w:p>
+      <w:pPr>
+        <w:rPr>
+          <w:lang w:val="ru-RU"/>
+        </w:rPr>
+      </w:pPr>
+    </w:p>
+    <w:p>
+      <w:pPr>
+        <w:rPr>
+          <w:lang w:val="ru-RU"/>
+        </w:rPr>
+      </w:pPr>
+      <w:r>
+        <w:rPr>
+          <w:lang w:val="ru-RU"/>
+        </w:rPr>
+        <w:lastRenderedPageBreak/>
+        <w:drawing>
+          <wp:inline distT="0" distB="0" distL="0" distR="0" wp14:anchorId="77F52E5D" wp14:editId="5709FB5F">
+            <wp:extent cx="5353050" cy="3035683"/>
+            <wp:effectExtent l="0" t="0" r="0" b="0"/>
+            <wp:docPr id="11" name="Picture 11"/>
+            <wp:cNvGraphicFramePr>
+              <a:graphicFrameLocks xmlns:a="http://schemas.openxmlformats.org/drawingml/2006/main" noChangeAspect="1"/>
+            </wp:cNvGraphicFramePr>
+            <a:graphic xmlns:a="http://schemas.openxmlformats.org/drawingml/2006/main">
+              <a:graphicData uri="http://schemas.openxmlformats.org/drawingml/2006/picture">
+                <pic:pic xmlns:pic="http://schemas.openxmlformats.org/drawingml/2006/picture">
+                  <pic:nvPicPr>
+                    <pic:cNvPr id="1" name=""/>
+                    <pic:cNvPicPr/>
+                  </pic:nvPicPr>
+                  <pic:blipFill>
+                    <a:blip r:embed="rId14"/>
+                    <a:stretch>
+                      <a:fillRect/>
+                    </a:stretch>
+                  </pic:blipFill>
+                  <pic:spPr>
+                    <a:xfrm>
+                      <a:off x="0" y="0"/>
+                      <a:ext cx="5356840" cy="3037832"/>
+                    </a:xfrm>
+                    <a:prstGeom prst="rect">
+                      <a:avLst/>
+                    </a:prstGeom>
+                  </pic:spPr>
+                </pic:pic>
+              </a:graphicData>
+            </a:graphic>
+          </wp:inline>
+        </w:drawing>
+      </w:r>
+    </w:p>
+    <w:p>
+      <w:pPr>
+        <w:rPr>
+          <w:lang w:val="ru-RU"/>
+        </w:rPr>
+      </w:pPr>
+      <w:r>
+        <w:rPr>
+          <w:lang w:val="ru-RU"/>
+        </w:rPr>
+        <w:drawing>
+          <wp:inline distT="0" distB="0" distL="0" distR="0" wp14:anchorId="3DBAF9EB" wp14:editId="49128F93">
+            <wp:extent cx="5324475" cy="2313530"/>
+            <wp:effectExtent l="0" t="0" r="0" b="0"/>
+            <wp:docPr id="12" name="Picture 12"/>
+            <wp:cNvGraphicFramePr>
+              <a:graphicFrameLocks xmlns:a="http://schemas.openxmlformats.org/drawingml/2006/main" noChangeAspect="1"/>
+            </wp:cNvGraphicFramePr>
+            <a:graphic xmlns:a="http://schemas.openxmlformats.org/drawingml/2006/main">
+              <a:graphicData uri="http://schemas.openxmlformats.org/drawingml/2006/picture">
+                <pic:pic xmlns:pic="http://schemas.openxmlformats.org/drawingml/2006/picture">
+                  <pic:nvPicPr>
+                    <pic:cNvPr id="1" name=""/>
+                    <pic:cNvPicPr/>
+                  </pic:nvPicPr>
+                  <pic:blipFill>
+                    <a:blip r:embed="rId15"/>
+                    <a:stretch>
+                      <a:fillRect/>
+                    </a:stretch>
+                  </pic:blipFill>
+                  <pic:spPr>
+                    <a:xfrm>
+                      <a:off x="0" y="0"/>
+                      <a:ext cx="5343197" cy="2321665"/>
+                    </a:xfrm>
+                    <a:prstGeom prst="rect">
+                      <a:avLst/>
+                    </a:prstGeom>
+                  </pic:spPr>
+                </pic:pic>
+              </a:graphicData>
+            </a:graphic>
+          </wp:inline>
+        </w:drawing>
+      </w:r>
+    </w:p>
+    <w:p>
+      <w:pPr>
+        <w:rPr>
+          <w:lang w:val="ru-RU"/>
+        </w:rPr>
+      </w:pPr>
+      <w:r>
+        <w:rPr>
+          <w:lang w:val="ru-RU"/>
+        </w:rPr>
+        <w:lastRenderedPageBreak/>
+        <w:drawing>
+          <wp:inline distT="0" distB="0" distL="0" distR="0" wp14:anchorId="44DF8B86" wp14:editId="4EF85CCF">
+            <wp:extent cx="5402617" cy="2853690"/>
+            <wp:effectExtent l="0" t="0" r="7620" b="3810"/>
+            <wp:docPr id="13" name="Picture 13"/>
+            <wp:cNvGraphicFramePr>
+              <a:graphicFrameLocks xmlns:a="http://schemas.openxmlformats.org/drawingml/2006/main" noChangeAspect="1"/>
+            </wp:cNvGraphicFramePr>
+            <a:graphic xmlns:a="http://schemas.openxmlformats.org/drawingml/2006/main">
+              <a:graphicData uri="http://schemas.openxmlformats.org/drawingml/2006/picture">
+                <pic:pic xmlns:pic="http://schemas.openxmlformats.org/drawingml/2006/picture">
+                  <pic:nvPicPr>
+                    <pic:cNvPr id="1" name=""/>
+                    <pic:cNvPicPr/>
+                  </pic:nvPicPr>
+                  <pic:blipFill>
+                    <a:blip r:embed="rId16"/>
+                    <a:stretch>
+                      <a:fillRect/>
+                    </a:stretch>
+                  </pic:blipFill>
+                  <pic:spPr>
+                    <a:xfrm>
+                      <a:off x="0" y="0"/>
+                      <a:ext cx="5409037" cy="2857081"/>
+                    </a:xfrm>
+                    <a:prstGeom prst="rect">
+                      <a:avLst/>
+                    </a:prstGeom>
+                  </pic:spPr>
+                </pic:pic>
+              </a:graphicData>
+            </a:graphic>
+          </wp:inline>
+        </w:drawing>
+      </w:r>
+    </w:p>
+    <w:p>
+      <w:pPr>
+        <w:rPr>
+          <w:lang w:val="ru-RU"/>
+        </w:rPr>
+      </w:pPr>
+      <w:r>
+        <w:rPr>
+          <w:lang w:val="ru-RU"/>
+        </w:rPr>
+        <w:drawing>
+          <wp:inline distT="0" distB="0" distL="0" distR="0" wp14:anchorId="2C04910B" wp14:editId="6FC8ABAE">
+            <wp:extent cx="5943600" cy="2720975"/>
+            <wp:effectExtent l="0" t="0" r="0" b="3175"/>
+            <wp:docPr id="14" name="Picture 14"/>
+            <wp:cNvGraphicFramePr>
+              <a:graphicFrameLocks xmlns:a="http://schemas.openxmlformats.org/drawingml/2006/main" noChangeAspect="1"/>
+            </wp:cNvGraphicFramePr>
+            <a:graphic xmlns:a="http://schemas.openxmlformats.org/drawingml/2006/main">
+              <a:graphicData uri="http://schemas.openxmlformats.org/drawingml/2006/picture">
+                <pic:pic xmlns:pic="http://schemas.openxmlformats.org/drawingml/2006/picture">
+                  <pic:nvPicPr>
+                    <pic:cNvPr id="1" name=""/>
+                    <pic:cNvPicPr/>
+                  </pic:nvPicPr>
+                  <pic:blipFill>
+                    <a:blip r:embed="rId17"/>
+                    <a:stretch>
+                      <a:fillRect/>
+                    </a:stretch>
+                  </pic:blipFill>
+                  <pic:spPr>
+                    <a:xfrm>
+                      <a:off x="0" y="0"/>
+                      <a:ext cx="5943600" cy="2720975"/>
+                    </a:xfrm>
+                    <a:prstGeom prst="rect">
+                      <a:avLst/>
+                    </a:prstGeom>
+                  </pic:spPr>
+                </pic:pic>
+              </a:graphicData>
+            </a:graphic>
+          </wp:inline>
+        </w:drawing>
+      </w:r>
+    </w:p>
+    <w:p>
+      <w:pPr>
+        <w:rPr>
+          <w:lang w:val="ru-RU"/>
+        </w:rPr>
+      </w:pPr>
+      <w:r>
+        <w:rPr>
+          <w:lang w:val="ru-RU"/>
+        </w:rPr>
+        <w:lastRenderedPageBreak/>
+        <w:drawing>
+          <wp:inline distT="0" distB="0" distL="0" distR="0" wp14:anchorId="5C30DB2D" wp14:editId="3289A80E">
+            <wp:extent cx="5943600" cy="2863850"/>
+            <wp:effectExtent l="0" t="0" r="0" b="0"/>
+            <wp:docPr id="16" name="Picture 16"/>
+            <wp:cNvGraphicFramePr>
+              <a:graphicFrameLocks xmlns:a="http://schemas.openxmlformats.org/drawingml/2006/main" noChangeAspect="1"/>
+            </wp:cNvGraphicFramePr>
+            <a:graphic xmlns:a="http://schemas.openxmlformats.org/drawingml/2006/main">
+              <a:graphicData uri="http://schemas.openxmlformats.org/drawingml/2006/picture">
+                <pic:pic xmlns:pic="http://schemas.openxmlformats.org/drawingml/2006/picture">
+                  <pic:nvPicPr>
+                    <pic:cNvPr id="1" name=""/>
+                    <pic:cNvPicPr/>
+                  </pic:nvPicPr>
+                  <pic:blipFill>
+                    <a:blip r:embed="rId18"/>
+                    <a:stretch>
+                      <a:fillRect/>
+                    </a:stretch>
+                  </pic:blipFill>
+                  <pic:spPr>
+                    <a:xfrm>
+                      <a:off x="0" y="0"/>
+                      <a:ext cx="5943600" cy="2863850"/>
+                    </a:xfrm>
+                    <a:prstGeom prst="rect">
+                      <a:avLst/>
+                    </a:prstGeom>
+                  </pic:spPr>
+                </pic:pic>
+              </a:graphicData>
+            </a:graphic>
+          </wp:inline>
+        </w:drawing>
+      </w:r>
+    </w:p>
+    <w:p>
+      <w:pPr>
+        <w:rPr>
+          <w:lang w:val="ru-RU"/>
+        </w:rPr>
+      </w:pPr>
+      <w:r>
+        <w:rPr>
+          <w:lang w:val="ru-RU"/>
+        </w:rPr>
+        <w:drawing>
+          <wp:inline distT="0" distB="0" distL="0" distR="0" wp14:anchorId="7C28D3B0" wp14:editId="010D6486">
+            <wp:extent cx="5943600" cy="2028190"/>
+            <wp:effectExtent l="0" t="0" r="0" b="0"/>
+            <wp:docPr id="17" name="Picture 17"/>
+            <wp:cNvGraphicFramePr>
+              <a:graphicFrameLocks xmlns:a="http://schemas.openxmlformats.org/drawingml/2006/main" noChangeAspect="1"/>
+            </wp:cNvGraphicFramePr>
+            <a:graphic xmlns:a="http://schemas.openxmlformats.org/drawingml/2006/main">
+              <a:graphicData uri="http://schemas.openxmlformats.org/drawingml/2006/picture">
+                <pic:pic xmlns:pic="http://schemas.openxmlformats.org/drawingml/2006/picture">
+                  <pic:nvPicPr>
+                    <pic:cNvPr id="1" name=""/>
+                    <pic:cNvPicPr/>
+                  </pic:nvPicPr>
+                  <pic:blipFill>
+                    <a:blip r:embed="rId19"/>
+                    <a:stretch>
+                      <a:fillRect/>
+                    </a:stretch>
+                  </pic:blipFill>
+                  <pic:spPr>
+                    <a:xfrm>
+                      <a:off x="0" y="0"/>
+                      <a:ext cx="5943600" cy="2028190"/>
+                    </a:xfrm>
+                    <a:prstGeom prst="rect">
+                      <a:avLst/>
+                    </a:prstGeom>
+                  </pic:spPr>
+                </pic:pic>
+              </a:graphicData>
+            </a:graphic>
+          </wp:inline>
+        </w:drawing>
+      </w:r>
+    </w:p>
+    <w:p>
+      <w:pPr>
+        <w:rPr>
+          <w:lang w:val="ru-RU"/>
+        </w:rPr>
+      </w:pPr>
+      <w:r>
+        <w:rPr>
+          <w:lang w:val="ru-RU"/>
+        </w:rPr>
+        <w:drawing>
+          <wp:inline distT="0" distB="0" distL="0" distR="0" wp14:anchorId="04F06705" wp14:editId="6BD9799B">
+            <wp:extent cx="5943600" cy="1783715"/>
+            <wp:effectExtent l="0" t="0" r="0" b="6985"/>
+            <wp:docPr id="18" name="Picture 18"/>
+            <wp:cNvGraphicFramePr>
+              <a:graphicFrameLocks xmlns:a="http://schemas.openxmlformats.org/drawingml/2006/main" noChangeAspect="1"/>
+            </wp:cNvGraphicFramePr>
+            <a:graphic xmlns:a="http://schemas.openxmlformats.org/drawingml/2006/main">
+              <a:graphicData uri="http://schemas.openxmlformats.org/drawingml/2006/picture">
+                <pic:pic xmlns:pic="http://schemas.openxmlformats.org/drawingml/2006/picture">
+                  <pic:nvPicPr>
+                    <pic:cNvPr id="1" name=""/>
+                    <pic:cNvPicPr/>
+                  </pic:nvPicPr>
+                  <pic:blipFill>
+                    <a:blip r:embed="rId20"/>
+                    <a:stretch>
+                      <a:fillRect/>
+                    </a:stretch>
+                  </pic:blipFill>
+                  <pic:spPr>
+                    <a:xfrm>
+                      <a:off x="0" y="0"/>
+                      <a:ext cx="5943600" cy="1783715"/>
+                    </a:xfrm>
+                    <a:prstGeom prst="rect">
+                      <a:avLst/>
+                    </a:prstGeom>
+                  </pic:spPr>
+                </pic:pic>
+              </a:graphicData>
+            </a:graphic>
+          </wp:inline>
+        </w:drawing>
+      </w:r>
+    </w:p>
+    <w:p>
+      <w:pPr>
+        <w:rPr>
+          <w:lang w:val="ru-RU"/>
+        </w:rPr>
+      </w:pPr>
+      <w:r>
+        <w:rPr>
+          <w:lang w:val="ru-RU"/>
+        </w:rPr>
+        <w:lastRenderedPageBreak/>
+        <w:drawing>
+          <wp:inline distT="0" distB="0" distL="0" distR="0" wp14:anchorId="55A6C772" wp14:editId="42359483">
+            <wp:extent cx="5943600" cy="2891790"/>
+            <wp:effectExtent l="0" t="0" r="0" b="3810"/>
+            <wp:docPr id="19" name="Picture 19"/>
+            <wp:cNvGraphicFramePr>
+              <a:graphicFrameLocks xmlns:a="http://schemas.openxmlformats.org/drawingml/2006/main" noChangeAspect="1"/>
+            </wp:cNvGraphicFramePr>
+            <a:graphic xmlns:a="http://schemas.openxmlformats.org/drawingml/2006/main">
+              <a:graphicData uri="http://schemas.openxmlformats.org/drawingml/2006/picture">
+                <pic:pic xmlns:pic="http://schemas.openxmlformats.org/drawingml/2006/picture">
+                  <pic:nvPicPr>
+                    <pic:cNvPr id="1" name=""/>
+                    <pic:cNvPicPr/>
+                  </pic:nvPicPr>
+                  <pic:blipFill>
+                    <a:blip r:embed="rId21"/>
+                    <a:stretch>
+                      <a:fillRect/>
+                    </a:stretch>
+                  </pic:blipFill>
+                  <pic:spPr>
+                    <a:xfrm>
+                      <a:off x="0" y="0"/>
+                      <a:ext cx="5943600" cy="2891790"/>
+                    </a:xfrm>
+                    <a:prstGeom prst="rect">
+                      <a:avLst/>
+                    </a:prstGeom>
+                  </pic:spPr>
+                </pic:pic>
+              </a:graphicData>
+            </a:graphic>
+          </wp:inline>
+        </w:drawing>
+      </w:r>
+    </w:p>
+    <w:p>
+      <w:pPr>
+        <w:rPr>
+          <w:lang w:val="ru-RU"/>
+        </w:rPr>
+      </w:pPr>
+      <w:r>
+        <w:rPr>
+          <w:lang w:val="ru-RU"/>
+        </w:rPr>
+        <w:drawing>
+          <wp:inline distT="0" distB="0" distL="0" distR="0" wp14:anchorId="5E66108C" wp14:editId="107A48C2">
+            <wp:extent cx="5943600" cy="2941955"/>
+            <wp:effectExtent l="0" t="0" r="0" b="0"/>
+            <wp:docPr id="20" name="Picture 20"/>
+            <wp:cNvGraphicFramePr>
+              <a:graphicFrameLocks xmlns:a="http://schemas.openxmlformats.org/drawingml/2006/main" noChangeAspect="1"/>
+            </wp:cNvGraphicFramePr>
+            <a:graphic xmlns:a="http://schemas.openxmlformats.org/drawingml/2006/main">
+              <a:graphicData uri="http://schemas.openxmlformats.org/drawingml/2006/picture">
+                <pic:pic xmlns:pic="http://schemas.openxmlformats.org/drawingml/2006/picture">
+                  <pic:nvPicPr>
+                    <pic:cNvPr id="1" name=""/>
+                    <pic:cNvPicPr/>
+                  </pic:nvPicPr>
+                  <pic:blipFill>
+                    <a:blip r:embed="rId22"/>
+                    <a:stretch>
+                      <a:fillRect/>
+                    </a:stretch>
+                  </pic:blipFill>
+                  <pic:spPr>
+                    <a:xfrm>
+                      <a:off x="0" y="0"/>
+                      <a:ext cx="5943600" cy="2941955"/>
+                    </a:xfrm>
+                    <a:prstGeom prst="rect">
+                      <a:avLst/>
+                    </a:prstGeom>
+                  </pic:spPr>
+                </pic:pic>
+              </a:graphicData>
+            </a:graphic>
+          </wp:inline>
+        </w:drawing>
+      </w:r>
+    </w:p>
+    <w:p>
+      <w:pPr>
+        <w:rPr>
+          <w:lang w:val="ru-RU"/>
+        </w:rPr>
+      </w:pPr>
+      <w:r>
+        <w:rPr>
+          <w:lang w:val="ru-RU"/>
+        </w:rPr>
+        <w:lastRenderedPageBreak/>
+        <w:drawing>
+          <wp:inline distT="0" distB="0" distL="0" distR="0" wp14:anchorId="15956C45" wp14:editId="20674592">
+            <wp:extent cx="5058481" cy="5487166"/>
+            <wp:effectExtent l="0" t="0" r="8890" b="0"/>
+            <wp:docPr id="22" name="Picture 22"/>
+            <wp:cNvGraphicFramePr>
+              <a:graphicFrameLocks xmlns:a="http://schemas.openxmlformats.org/drawingml/2006/main" noChangeAspect="1"/>
+            </wp:cNvGraphicFramePr>
+            <a:graphic xmlns:a="http://schemas.openxmlformats.org/drawingml/2006/main">
+              <a:graphicData uri="http://schemas.openxmlformats.org/drawingml/2006/picture">
+                <pic:pic xmlns:pic="http://schemas.openxmlformats.org/drawingml/2006/picture">
+                  <pic:nvPicPr>
+                    <pic:cNvPr id="1" name=""/>
+                    <pic:cNvPicPr/>
+                  </pic:nvPicPr>
+                  <pic:blipFill>
+                    <a:blip r:embed="rId23"/>
+                    <a:stretch>
+                      <a:fillRect/>
+                    </a:stretch>
+                  </pic:blipFill>
+                  <pic:spPr>
+                    <a:xfrm>
+                      <a:off x="0" y="0"/>
+                      <a:ext cx="5058481" cy="5487166"/>
+                    </a:xfrm>
+                    <a:prstGeom prst="rect">
+                      <a:avLst/>
+                    </a:prstGeom>
+                  </pic:spPr>
+                </pic:pic>
+              </a:graphicData>
+            </a:graphic>
+          </wp:inline>
+        </w:drawing>
+      </w:r>
+    </w:p>
+    <w:p>
+      <w:pPr>
+        <w:rPr>
+          <w:lang w:val="ru-RU"/>
+        </w:rPr>
+      </w:pPr>
+      <w:r>
+        <w:rPr>
+          <w:lang w:val="ru-RU"/>
+        </w:rPr>
+        <w:lastRenderedPageBreak/>
+        <w:drawing>
+          <wp:inline distT="0" distB="0" distL="0" distR="0" wp14:anchorId="1BA14552" wp14:editId="45B09932">
+            <wp:extent cx="5943600" cy="4042410"/>
+            <wp:effectExtent l="0" t="0" r="0" b="0"/>
+            <wp:docPr id="23" name="Picture 23"/>
+            <wp:cNvGraphicFramePr>
+              <a:graphicFrameLocks xmlns:a="http://schemas.openxmlformats.org/drawingml/2006/main" noChangeAspect="1"/>
+            </wp:cNvGraphicFramePr>
+            <a:graphic xmlns:a="http://schemas.openxmlformats.org/drawingml/2006/main">
+              <a:graphicData uri="http://schemas.openxmlformats.org/drawingml/2006/picture">
+                <pic:pic xmlns:pic="http://schemas.openxmlformats.org/drawingml/2006/picture">
+                  <pic:nvPicPr>
+                    <pic:cNvPr id="1" name=""/>
+                    <pic:cNvPicPr/>
+                  </pic:nvPicPr>
+                  <pic:blipFill>
+                    <a:blip r:embed="rId24"/>
+                    <a:stretch>
+                      <a:fillRect/>
+                    </a:stretch>
+                  </pic:blipFill>
+                  <pic:spPr>
+                    <a:xfrm>
+                      <a:off x="0" y="0"/>
+                      <a:ext cx="5943600" cy="4042410"/>
+                    </a:xfrm>
+                    <a:prstGeom prst="rect">
+                      <a:avLst/>
+                    </a:prstGeom>
+                  </pic:spPr>
+                </pic:pic>
+              </a:graphicData>
+            </a:graphic>
+          </wp:inline>
+        </w:drawing>
+      </w:r>
+    </w:p>
     <w:sectPr>
       <w:pgSz w:w="12240" w:h="15840"/>
       <w:pgMar w:top="1440" w:right="1440" w:bottom="1440" w:left="1440" w:header="720" w:footer="720" w:gutter="0"/>
@@ -1751,6 +2702,7 @@
   <w:style w:type="character" w:default="1" w:styleId="DefaultParagraphFont">
     <w:name w:val="Default Paragraph Font"/>
     <w:uiPriority w:val="1"/>
+    <w:semiHidden/>
     <w:unhideWhenUsed/>
   </w:style>
   <w:style w:type="table" w:default="1" w:styleId="TableNormal">
